--- a/template.docx
+++ b/template.docx
@@ -1939,7 +1939,7 @@
     </w:sectPr>
     <w:p>
       <w:r>
-        <w:t>{harMotor}</w:t>
+        <w:t>{#harMotor}</w:t>
       </w:r>
     </w:p>
     <w:p>
@@ -2066,7 +2066,7 @@
     </w:p>
     <w:p>
       <w:r>
-        <w:t>{harOv}</w:t>
+        <w:t>{#harOv}</w:t>
       </w:r>
     </w:p>
     <w:p>
@@ -2193,7 +2193,7 @@
     </w:p>
     <w:p>
       <w:r>
-        <w:t>{harJord}</w:t>
+        <w:t>{#harJord}</w:t>
       </w:r>
     </w:p>
     <w:p>

--- a/template.docx
+++ b/template.docx
@@ -26,25 +26,18 @@
     <w:p>
       <w:pPr>
         <w:pStyle w:val="Heading3"/>
+        <w:rPr>
+          <w:lang w:val="nb-NO"/>
+        </w:rPr>
       </w:pPr>
       <w:bookmarkStart w:id="1" w:name="_Toc228773444"/>
       <w:r>
-        <w:t xml:space="preserve">Kabel </w:t>
-      </w:r>
-      <w:proofErr w:type="spellStart"/>
-      <w:r>
-        <w:t>og</w:t>
-      </w:r>
-      <w:proofErr w:type="spellEnd"/>
-      <w:r>
-        <w:t xml:space="preserve"> </w:t>
-      </w:r>
-      <w:proofErr w:type="spellStart"/>
-      <w:r>
-        <w:t>vern</w:t>
+        <w:rPr>
+          <w:lang w:val="nb-NO"/>
+        </w:rPr>
+        <w:t>Kabel og vern</w:t>
       </w:r>
       <w:bookmarkEnd w:id="1"/>
-      <w:proofErr w:type="spellEnd"/>
     </w:p>
     <w:tbl>
       <w:tblPr>
@@ -364,7 +357,7 @@
           <w:rFonts w:cstheme="minorHAnsi"/>
           <w:color w:val="000000" w:themeColor="text1"/>
         </w:rPr>
-        <w:t xml:space="preserve">{krav1tekst}  =&gt;  {krav1status}</w:t>
+        <w:t>{krav1tekst}  =&gt;  {krav1status}</w:t>
       </w:r>
     </w:p>
     <w:p>
@@ -412,7 +405,7 @@
           <w:rFonts w:cstheme="minorHAnsi"/>
           <w:color w:val="000000" w:themeColor="text1"/>
         </w:rPr>
-        <w:t xml:space="preserve">{krav2tekst}  =&gt;  {krav2status}</w:t>
+        <w:t>{krav2tekst}  =&gt;  {krav2status}</w:t>
       </w:r>
     </w:p>
     <w:p>
@@ -745,7 +738,23 @@
           <w:rFonts w:cstheme="minorHAnsi"/>
           <w:color w:val="000000" w:themeColor="text1"/>
         </w:rPr>
-        <w:t xml:space="preserve"> = {izRaw} × {kfTemp} × {kfKurser} = {izEndelig}</w:t>
+        <w:t xml:space="preserve"> = {</w:t>
+      </w:r>
+      <w:proofErr w:type="spellStart"/>
+      <w:r>
+        <w:rPr>
+          <w:rFonts w:cstheme="minorHAnsi"/>
+          <w:color w:val="000000" w:themeColor="text1"/>
+        </w:rPr>
+        <w:t>izRaw</w:t>
+      </w:r>
+      <w:proofErr w:type="spellEnd"/>
+      <w:r>
+        <w:rPr>
+          <w:rFonts w:cstheme="minorHAnsi"/>
+          <w:color w:val="000000" w:themeColor="text1"/>
+        </w:rPr>
+        <w:t>} × {kfTemp} × {kfKurser} = {izEndelig}</w:t>
       </w:r>
     </w:p>
     <w:p>
@@ -778,7 +787,23 @@
           <w:rFonts w:cstheme="minorHAnsi"/>
           <w:color w:val="000000" w:themeColor="text1"/>
         </w:rPr>
-        <w:t>: {izEndelig}</w:t>
+        <w:t>: {</w:t>
+      </w:r>
+      <w:proofErr w:type="spellStart"/>
+      <w:r>
+        <w:rPr>
+          <w:rFonts w:cstheme="minorHAnsi"/>
+          <w:color w:val="000000" w:themeColor="text1"/>
+        </w:rPr>
+        <w:t>izEndelig</w:t>
+      </w:r>
+      <w:proofErr w:type="spellEnd"/>
+      <w:r>
+        <w:rPr>
+          <w:rFonts w:cstheme="minorHAnsi"/>
+          <w:color w:val="000000" w:themeColor="text1"/>
+        </w:rPr>
+        <w:t>}</w:t>
       </w:r>
     </w:p>
     <w:p>
@@ -796,15 +821,18 @@
     <w:p>
       <w:pPr>
         <w:pStyle w:val="Heading3"/>
+        <w:rPr>
+          <w:lang w:val="nb-NO"/>
+        </w:rPr>
       </w:pPr>
       <w:bookmarkStart w:id="3" w:name="_Toc228773446"/>
-      <w:proofErr w:type="spellStart"/>
-      <w:r>
-        <w:lastRenderedPageBreak/>
+      <w:r>
+        <w:rPr>
+          <w:lang w:val="nb-NO"/>
+        </w:rPr>
         <w:t>Spenningsfall</w:t>
       </w:r>
       <w:bookmarkEnd w:id="3"/>
-      <w:proofErr w:type="spellEnd"/>
     </w:p>
     <w:p>
       <w:pPr>
@@ -1050,7 +1078,7 @@
           <w:color w:val="0D0D0D" w:themeColor="text1" w:themeTint="F2"/>
           <w:lang w:val="en-US"/>
         </w:rPr>
-        <w:t xml:space="preserve">{spenningsfallFormel}</w:t>
+        <w:t>{spenningsfallFormel}</w:t>
       </w:r>
     </w:p>
     <w:p>
@@ -1078,7 +1106,7 @@
           <w:rFonts w:cstheme="minorHAnsi"/>
           <w:color w:val="0D0D0D" w:themeColor="text1" w:themeTint="F2"/>
         </w:rPr>
-        <w:t xml:space="preserve">{spenningsfallProsent}  =&gt;  {spenningsfallStatus}</w:t>
+        <w:t>{spenningsfallProsent}  =&gt;  {spenningsfallStatus}</w:t>
       </w:r>
     </w:p>
     <w:p>
@@ -1367,7 +1395,6 @@
               <w:bottom w:w="60" w:type="dxa"/>
               <w:right w:w="120" w:type="dxa"/>
             </w:tcMar>
-            <w:hideMark/>
           </w:tcPr>
           <w:p>
             <w:pPr>
@@ -1380,6 +1407,7 @@
                 <w:color w:val="171717" w:themeColor="background2" w:themeShade="1A"/>
               </w:rPr>
             </w:pPr>
+            <w:proofErr w:type="spellStart"/>
             <w:r>
               <w:rPr>
                 <w:rFonts w:cstheme="minorHAnsi"/>
@@ -1387,7 +1415,44 @@
                 <w:bCs/>
                 <w:color w:val="171717" w:themeColor="background2" w:themeShade="1A"/>
               </w:rPr>
-              <w:t xml:space="preserve">{ik2pRfase}</w:t>
+              <w:t>Rfase</w:t>
+            </w:r>
+            <w:proofErr w:type="spellEnd"/>
+          </w:p>
+        </w:tc>
+        <w:tc>
+          <w:tcPr>
+            <w:tcW w:w="4600" w:type="dxa"/>
+            <w:tcBorders>
+              <w:top w:val="single" w:sz="4" w:space="0" w:color="999999"/>
+              <w:left w:val="single" w:sz="4" w:space="0" w:color="999999"/>
+              <w:bottom w:val="single" w:sz="4" w:space="0" w:color="999999"/>
+              <w:right w:val="single" w:sz="4" w:space="0" w:color="999999"/>
+            </w:tcBorders>
+            <w:tcMar>
+              <w:top w:w="60" w:type="dxa"/>
+              <w:left w:w="120" w:type="dxa"/>
+              <w:bottom w:w="60" w:type="dxa"/>
+              <w:right w:w="120" w:type="dxa"/>
+            </w:tcMar>
+          </w:tcPr>
+          <w:p>
+            <w:pPr>
+              <w:spacing w:line="240" w:lineRule="auto"/>
+              <w:ind w:right="295"/>
+              <w:rPr>
+                <w:rFonts w:cstheme="minorHAnsi"/>
+                <w:color w:val="171717" w:themeColor="background2" w:themeShade="1A"/>
+              </w:rPr>
+            </w:pPr>
+            <w:r>
+              <w:rPr>
+                <w:rFonts w:cstheme="minorHAnsi"/>
+                <w:b/>
+                <w:bCs/>
+                <w:color w:val="171717" w:themeColor="background2" w:themeShade="1A"/>
+              </w:rPr>
+              <w:t>{ik2pRfase}</w:t>
             </w:r>
           </w:p>
         </w:tc>
@@ -1484,7 +1549,6 @@
               <w:bottom w:w="60" w:type="dxa"/>
               <w:right w:w="120" w:type="dxa"/>
             </w:tcMar>
-            <w:hideMark/>
           </w:tcPr>
           <w:p>
             <w:pPr>
@@ -1504,7 +1568,43 @@
                 <w:bCs/>
                 <w:color w:val="171717" w:themeColor="background2" w:themeShade="1A"/>
               </w:rPr>
-              <w:t xml:space="preserve">{ik2pZytre}</w:t>
+              <w:t>Zytre:</w:t>
+            </w:r>
+          </w:p>
+        </w:tc>
+        <w:tc>
+          <w:tcPr>
+            <w:tcW w:w="4600" w:type="dxa"/>
+            <w:tcBorders>
+              <w:top w:val="single" w:sz="4" w:space="0" w:color="999999"/>
+              <w:left w:val="single" w:sz="4" w:space="0" w:color="999999"/>
+              <w:bottom w:val="single" w:sz="4" w:space="0" w:color="999999"/>
+              <w:right w:val="single" w:sz="4" w:space="0" w:color="999999"/>
+            </w:tcBorders>
+            <w:tcMar>
+              <w:top w:w="60" w:type="dxa"/>
+              <w:left w:w="120" w:type="dxa"/>
+              <w:bottom w:w="60" w:type="dxa"/>
+              <w:right w:w="120" w:type="dxa"/>
+            </w:tcMar>
+          </w:tcPr>
+          <w:p>
+            <w:pPr>
+              <w:spacing w:line="240" w:lineRule="auto"/>
+              <w:ind w:right="295"/>
+              <w:rPr>
+                <w:rFonts w:cstheme="minorHAnsi"/>
+                <w:color w:val="171717" w:themeColor="background2" w:themeShade="1A"/>
+              </w:rPr>
+            </w:pPr>
+            <w:r>
+              <w:rPr>
+                <w:rFonts w:cstheme="minorHAnsi"/>
+                <w:b/>
+                <w:bCs/>
+                <w:color w:val="171717" w:themeColor="background2" w:themeShade="1A"/>
+              </w:rPr>
+              <w:t>{ik2pZytre}</w:t>
             </w:r>
           </w:p>
         </w:tc>
@@ -1578,16 +1678,14 @@
         <w:rPr>
           <w:rFonts w:cstheme="minorHAnsi"/>
           <w:color w:val="171717" w:themeColor="background2" w:themeShade="1A"/>
-          <w:lang w:val="en-US"/>
         </w:rPr>
       </w:pPr>
       <w:r>
         <w:rPr>
           <w:rFonts w:cstheme="minorHAnsi"/>
           <w:color w:val="171717" w:themeColor="background2" w:themeShade="1A"/>
-          <w:lang w:val="en-US"/>
-        </w:rPr>
-        <w:t xml:space="preserve">{ik2pFormelMedVerdier}</w:t>
+        </w:rPr>
+        <w:t>{ik2pFormelMedVerdier}</w:t>
       </w:r>
     </w:p>
     <w:p>
@@ -1597,16 +1695,14 @@
         <w:rPr>
           <w:rFonts w:cstheme="minorHAnsi"/>
           <w:color w:val="171717" w:themeColor="background2" w:themeShade="1A"/>
-          <w:lang w:val="en-US"/>
         </w:rPr>
       </w:pPr>
       <w:r>
         <w:rPr>
           <w:rFonts w:cstheme="minorHAnsi"/>
           <w:color w:val="171717" w:themeColor="background2" w:themeShade="1A"/>
-          <w:lang w:val="en-US"/>
-        </w:rPr>
-        <w:t xml:space="preserve">{ik2pResultat}</w:t>
+        </w:rPr>
+        <w:t>{ik2pResultat}</w:t>
       </w:r>
     </w:p>
     <w:p>
@@ -1616,7 +1712,6 @@
         <w:rPr>
           <w:rFonts w:cstheme="minorHAnsi"/>
           <w:color w:val="171717" w:themeColor="background2" w:themeShade="1A"/>
-          <w:lang w:val="en-US"/>
         </w:rPr>
       </w:pPr>
     </w:p>
@@ -1627,16 +1722,14 @@
         <w:rPr>
           <w:rFonts w:cstheme="minorHAnsi"/>
           <w:color w:val="171717" w:themeColor="background2" w:themeShade="1A"/>
-          <w:lang w:val="en-US"/>
         </w:rPr>
       </w:pPr>
       <w:r>
         <w:rPr>
           <w:rFonts w:cstheme="minorHAnsi"/>
           <w:color w:val="171717" w:themeColor="background2" w:themeShade="1A"/>
-          <w:lang w:val="en-US"/>
-        </w:rPr>
-        <w:t xml:space="preserve">{ik2pI5Linje}</w:t>
+        </w:rPr>
+        <w:t>{ik2pI5Linje}</w:t>
       </w:r>
     </w:p>
     <w:p>
@@ -1653,7 +1746,23 @@
           <w:rFonts w:cstheme="minorHAnsi"/>
           <w:color w:val="171717" w:themeColor="background2" w:themeShade="1A"/>
         </w:rPr>
-        <w:t xml:space="preserve">{ik2pAnbefaling}  =  {ik2pStatus}</w:t>
+        <w:t>{ik2</w:t>
+      </w:r>
+      <w:proofErr w:type="gramStart"/>
+      <w:r>
+        <w:rPr>
+          <w:rFonts w:cstheme="minorHAnsi"/>
+          <w:color w:val="171717" w:themeColor="background2" w:themeShade="1A"/>
+        </w:rPr>
+        <w:t>pAnbefaling}  =</w:t>
+      </w:r>
+      <w:proofErr w:type="gramEnd"/>
+      <w:r>
+        <w:rPr>
+          <w:rFonts w:cstheme="minorHAnsi"/>
+          <w:color w:val="171717" w:themeColor="background2" w:themeShade="1A"/>
+        </w:rPr>
+        <w:t xml:space="preserve">  {ik2pStatus}</w:t>
       </w:r>
     </w:p>
     <w:p>
@@ -1931,12 +2040,6 @@
       </w:r>
     </w:p>
     <w:p/>
-    <w:sectPr>
-      <w:pgSz w:w="12240" w:h="15840"/>
-      <w:pgMar w:top="1440" w:right="1440" w:bottom="1440" w:left="1440" w:header="720" w:footer="720" w:gutter="0"/>
-      <w:cols w:space="720"/>
-      <w:docGrid w:linePitch="360"/>
-    </w:sectPr>
     <w:p>
       <w:r>
         <w:t>{#harMotor}</w:t>
@@ -1965,6 +2068,7 @@
           <w:left w:w="10" w:type="dxa"/>
           <w:right w:w="10" w:type="dxa"/>
         </w:tblCellMar>
+        <w:tblLook w:val="04A0" w:firstRow="1" w:lastRow="0" w:firstColumn="1" w:lastColumn="0" w:noHBand="0" w:noVBand="1"/>
       </w:tblPr>
       <w:tblGrid>
         <w:gridCol w:w="4600"/>
@@ -2011,7 +2115,7 @@
                 <w:bCs/>
                 <w:color w:val="000000" w:themeColor="text1"/>
               </w:rPr>
-              <w:t xml:space="preserve">{label}</w:t>
+              <w:t>{label}</w:t>
             </w:r>
           </w:p>
         </w:tc>
@@ -2040,7 +2144,7 @@
                 <w:rFonts w:cstheme="minorHAnsi"/>
                 <w:color w:val="000000" w:themeColor="text1"/>
               </w:rPr>
-              <w:t xml:space="preserve">{verdi}</w:t>
+              <w:t>{verdi}</w:t>
             </w:r>
           </w:p>
         </w:tc>
@@ -2092,6 +2196,7 @@
           <w:left w:w="10" w:type="dxa"/>
           <w:right w:w="10" w:type="dxa"/>
         </w:tblCellMar>
+        <w:tblLook w:val="04A0" w:firstRow="1" w:lastRow="0" w:firstColumn="1" w:lastColumn="0" w:noHBand="0" w:noVBand="1"/>
       </w:tblPr>
       <w:tblGrid>
         <w:gridCol w:w="4600"/>
@@ -2138,7 +2243,7 @@
                 <w:bCs/>
                 <w:color w:val="000000" w:themeColor="text1"/>
               </w:rPr>
-              <w:t xml:space="preserve">{label}</w:t>
+              <w:t>{label}</w:t>
             </w:r>
           </w:p>
         </w:tc>
@@ -2167,7 +2272,7 @@
                 <w:rFonts w:cstheme="minorHAnsi"/>
                 <w:color w:val="000000" w:themeColor="text1"/>
               </w:rPr>
-              <w:t xml:space="preserve">{verdi}</w:t>
+              <w:t>{verdi}</w:t>
             </w:r>
           </w:p>
         </w:tc>
@@ -2201,6 +2306,7 @@
         <w:pStyle w:val="Heading2"/>
       </w:pPr>
       <w:r>
+        <w:lastRenderedPageBreak/>
         <w:t>Jording</w:t>
       </w:r>
     </w:p>
@@ -2219,6 +2325,7 @@
           <w:left w:w="10" w:type="dxa"/>
           <w:right w:w="10" w:type="dxa"/>
         </w:tblCellMar>
+        <w:tblLook w:val="04A0" w:firstRow="1" w:lastRow="0" w:firstColumn="1" w:lastColumn="0" w:noHBand="0" w:noVBand="1"/>
       </w:tblPr>
       <w:tblGrid>
         <w:gridCol w:w="4600"/>
@@ -2265,7 +2372,7 @@
                 <w:bCs/>
                 <w:color w:val="000000" w:themeColor="text1"/>
               </w:rPr>
-              <w:t xml:space="preserve">{label}</w:t>
+              <w:t>{label}</w:t>
             </w:r>
           </w:p>
         </w:tc>
@@ -2294,7 +2401,7 @@
                 <w:rFonts w:cstheme="minorHAnsi"/>
                 <w:color w:val="000000" w:themeColor="text1"/>
               </w:rPr>
-              <w:t xml:space="preserve">{verdi}</w:t>
+              <w:t>{verdi}</w:t>
             </w:r>
           </w:p>
         </w:tc>
@@ -2318,6 +2425,12 @@
         <w:t>{/harJord}</w:t>
       </w:r>
     </w:p>
+    <w:sectPr>
+      <w:pgSz w:w="12240" w:h="15840"/>
+      <w:pgMar w:top="1440" w:right="1440" w:bottom="1440" w:left="1440" w:header="720" w:footer="720" w:gutter="0"/>
+      <w:cols w:space="720"/>
+      <w:docGrid w:linePitch="360"/>
+    </w:sectPr>
   </w:body>
 </w:document>
 </file>
